--- a/Simulation and modeling/Lab 5_KS Test.docx
+++ b/Simulation and modeling/Lab 5_KS Test.docx
@@ -862,12 +862,31 @@
           <w:lang w:val="en-US"/>
         </w:rPr>
       </w:pPr>
-      <w:r>
+    </w:p>
+    <w:p>
+      <w:pPr>
         <w:rPr>
           <w:b/>
           <w:bCs/>
           <w:lang w:val="en-US"/>
         </w:rPr>
+      </w:pPr>
+    </w:p>
+    <w:p>
+      <w:pPr>
+        <w:rPr>
+          <w:b/>
+          <w:bCs/>
+          <w:lang w:val="en-US"/>
+        </w:rPr>
+      </w:pPr>
+      <w:r>
+        <w:rPr>
+          <w:b/>
+          <w:bCs/>
+          <w:lang w:val="en-US"/>
+        </w:rPr>
+        <w:lastRenderedPageBreak/>
         <w:t>4. Given Data</w:t>
       </w:r>
     </w:p>
@@ -881,7 +900,6 @@
         <w:rPr>
           <w:lang w:val="en-US"/>
         </w:rPr>
-        <w:lastRenderedPageBreak/>
         <w:t>Number of random numbers:</w:t>
       </w:r>
       <w:r>
@@ -1602,6 +1620,87 @@
           <w:lang w:val="en-US"/>
         </w:rPr>
       </w:pPr>
+    </w:p>
+    <w:p>
+      <w:pPr>
+        <w:rPr>
+          <w:b/>
+          <w:bCs/>
+          <w:lang w:val="en-US"/>
+        </w:rPr>
+      </w:pPr>
+    </w:p>
+    <w:p>
+      <w:pPr>
+        <w:rPr>
+          <w:b/>
+          <w:bCs/>
+          <w:lang w:val="en-US"/>
+        </w:rPr>
+      </w:pPr>
+    </w:p>
+    <w:p>
+      <w:pPr>
+        <w:rPr>
+          <w:b/>
+          <w:bCs/>
+          <w:lang w:val="en-US"/>
+        </w:rPr>
+      </w:pPr>
+    </w:p>
+    <w:p>
+      <w:pPr>
+        <w:rPr>
+          <w:b/>
+          <w:bCs/>
+          <w:lang w:val="en-US"/>
+        </w:rPr>
+      </w:pPr>
+    </w:p>
+    <w:p>
+      <w:pPr>
+        <w:rPr>
+          <w:b/>
+          <w:bCs/>
+          <w:lang w:val="en-US"/>
+        </w:rPr>
+      </w:pPr>
+    </w:p>
+    <w:p>
+      <w:pPr>
+        <w:rPr>
+          <w:b/>
+          <w:bCs/>
+          <w:lang w:val="en-US"/>
+        </w:rPr>
+      </w:pPr>
+    </w:p>
+    <w:p>
+      <w:pPr>
+        <w:rPr>
+          <w:b/>
+          <w:bCs/>
+          <w:lang w:val="en-US"/>
+        </w:rPr>
+      </w:pPr>
+    </w:p>
+    <w:p>
+      <w:pPr>
+        <w:rPr>
+          <w:b/>
+          <w:bCs/>
+          <w:lang w:val="en-US"/>
+        </w:rPr>
+      </w:pPr>
+    </w:p>
+    <w:p>
+      <w:pPr>
+        <w:rPr>
+          <w:b/>
+          <w:bCs/>
+          <w:lang w:val="en-US"/>
+        </w:rPr>
+      </w:pPr>
       <w:r>
         <w:rPr>
           <w:b/>
@@ -1658,7 +1757,6 @@
                 <w:lang w:val="en-US"/>
               </w:rPr>
             </w:pPr>
-            <w:proofErr w:type="spellStart"/>
             <w:r>
               <w:rPr>
                 <w:b/>
@@ -1667,7 +1765,6 @@
               </w:rPr>
               <w:t>i</w:t>
             </w:r>
-            <w:proofErr w:type="spellEnd"/>
           </w:p>
         </w:tc>
         <w:tc>
@@ -2784,7 +2881,6 @@
               <w:rPr>
                 <w:lang w:val="en-US"/>
               </w:rPr>
-              <w:lastRenderedPageBreak/>
               <w:t>7</w:t>
             </w:r>
           </w:p>
@@ -3269,6 +3365,33 @@
     <w:p>
       <w:pPr>
         <w:rPr>
+          <w:lang w:val="en-US"/>
+        </w:rPr>
+      </w:pPr>
+    </w:p>
+    <w:p>
+      <w:pPr>
+        <w:rPr>
+          <w:b/>
+          <w:bCs/>
+          <w:lang w:val="en-US"/>
+        </w:rPr>
+      </w:pPr>
+    </w:p>
+    <w:p>
+      <w:pPr>
+        <w:rPr>
+          <w:b/>
+          <w:bCs/>
+          <w:lang w:val="en-US"/>
+        </w:rPr>
+      </w:pPr>
+    </w:p>
+    <w:p>
+      <w:pPr>
+        <w:rPr>
+          <w:b/>
+          <w:bCs/>
           <w:lang w:val="en-US"/>
         </w:rPr>
       </w:pPr>
